--- a/downloads/teacher/05 Materials/Unit 02/Slides/Slides 02.17 - The Crisis and Panic Selling.docx
+++ b/downloads/teacher/05 Materials/Unit 02/Slides/Slides 02.17 - The Crisis and Panic Selling.docx
@@ -39,7 +39,7 @@
         <w:pStyle w:val="Compact"/>
       </w:pPr>
       <w:r>
-        <w:t xml:space="preserve">[The crisis dispatch, full text, pasted here from window 25. The ticker is visible under it.]</w:t>
+        <w:t xml:space="preserve">The crisis dispatch from window 25, in full, with the ticker under it.</w:t>
       </w:r>
     </w:p>
     <w:p>
@@ -393,7 +393,7 @@
         <w:pStyle w:val="Compact"/>
       </w:pPr>
       <w:r>
-        <w:t xml:space="preserve">Decide: [teacher fills live]. One reason with a number.</w:t>
+        <w:t xml:space="preserve">Decide: filled in live on the board. One reason with a number.</w:t>
       </w:r>
       <w:r>
         <w:t xml:space="preserve"> </w:t>
@@ -709,21 +709,6 @@
       <w:r>
         <w:t xml:space="preserve">Image: a simple line graph falling from late 2007 to early 2009 and climbing back by 2013, no numbers on the axis except the years.</w:t>
       </w:r>
-      <w:r>
-        <w:t xml:space="preserve"> </w:t>
-      </w:r>
-      <w:r>
-        <w:t xml:space="preserve">Notes:</w:t>
-      </w:r>
-      <w:r>
-        <w:t xml:space="preserve"> </w:t>
-      </w:r>
-      <w:r>
-        <w:rPr>
-          <w:rStyle w:val="TeacherNote"/>
-        </w:rPr>
-        <w:t xml:space="preserve">[Sal: check the figures against a current source before presenting. Rounded from widely reported S&amp;P 500 values: about 57 percent down from October 2007 to March 2009, back to the old high in 2013.]</w:t>
-      </w:r>
     </w:p>
     <w:p>
       <w:pPr>
@@ -775,21 +760,6 @@
       </w:r>
       <w:r>
         <w:t xml:space="preserve">Image: a line graph with a sharp V in early 2020.</w:t>
-      </w:r>
-      <w:r>
-        <w:t xml:space="preserve"> </w:t>
-      </w:r>
-      <w:r>
-        <w:t xml:space="preserve">Notes:</w:t>
-      </w:r>
-      <w:r>
-        <w:t xml:space="preserve"> </w:t>
-      </w:r>
-      <w:r>
-        <w:rPr>
-          <w:rStyle w:val="TeacherNote"/>
-        </w:rPr>
-        <w:t xml:space="preserve">[Sal: verify. Rounded: about 34 percent down from February 19 to March 23, 2020; recovered by August 2020.]</w:t>
       </w:r>
     </w:p>
     <w:p>
